--- a/IRSForms/Source/IRS Forms/src/Printing/IRS 1099 Print.docx
+++ b/IRSForms/Source/IRS Forms/src/Printing/IRS 1099 Print.docx
@@ -2698,153 +2698,121 @@
 </a:theme>
 </file>
 
-<file path=customXml/item1.xml>��< ? x m l   v e r s i o n = " 1 . 0 "   e n c o d i n g = " u t f - 1 6 " ? > < N a v W o r d R e p o r t X m l P a r t   x m l n s = " u r n : m i c r o s o f t - d y n a m i c s - n a v / r e p o r t s / I R S _ 1 0 9 9 _ P r i n t / 1 0 0 3 2 / " > - 
-     < B C R e p o r t I n f o r m a t i o n > - 
-         < R e p o r t M e t a d a t a > - 
-             < E x t e n s i o n I d > E x t e n s i o n   I D < / E x t e n s i o n I d > - 
-             < E x t e n s i o n N a m e > E x t e n s i o n   N a m e < / E x t e n s i o n N a m e > - 
-             < E x t e n s i o n P u b l i s h e r > E x t e n s i o n   P u b l i s h e r < / E x t e n s i o n P u b l i s h e r > - 
-             < E x t e n s i o n V e r s i o n > E x t e n s i o n   V e r s i o n < / E x t e n s i o n V e r s i o n > - 
-             < R e p o r t I d > R e p o r t   I D < / R e p o r t I d > - 
-             < R e p o r t N a m e > R e p o r t   N a m e < / R e p o r t N a m e > - 
-             < A b o u t T h i s R e p o r t T i t l e > A b o u t   T h i s   R e p o r t   T i t l e < / A b o u t T h i s R e p o r t T i t l e > - 
-             < A b o u t T h i s R e p o r t T e x t > A b o u t   T h i s   R e p o r t   T e x t < / A b o u t T h i s R e p o r t T e x t > - 
-             < R e p o r t H e l p L i n k > R e p o r t   H e l p   L i n k < / R e p o r t H e l p L i n k > - 
-         < / R e p o r t M e t a d a t a > - 
-         < R e p o r t R e q u e s t > - 
-             < T e n a n t E n t r a I d > T e n a n t   E n t r a   I d < / T e n a n t E n t r a I d > - 
-             < E n v i r o n m e n t N a m e > E n v i r o n m e n t   N a m e < / E n v i r o n m e n t N a m e > - 
-             < E n v i r o n m e n t T y p e > E n v i r o n m e n t   T y p e < / E n v i r o n m e n t T y p e > - 
-             < C o m p a n y N a m e > C o m p a n y   N a m e < / C o m p a n y N a m e > - 
-             < C o m p a n y D i s p l a y N a m e > C o m p a n y   D i s p l a y   N a m e < / C o m p a n y D i s p l a y N a m e > - 
-             < C o m p a n y I d > C o m p a n y   I D < / C o m p a n y I d > - 
-             < U s e r N a m e > U s e r   N a m e < / U s e r N a m e > - 
-             < D a t e A n d T i m e > D a t e   a n d   T i m e < / D a t e A n d T i m e > - 
-             < L a n g u a g e > L a n g u a g e < / L a n g u a g e > - 
-             < F o r m a t R e g i o n > F o r m a t   R e g i o n < / F o r m a t R e g i o n > - 
-             < D a t e T i m e V a l u e s > - 
-                 < Y e a r > Y e a r < / Y e a r > - 
-                 < M o n t h N u m b e r > M o n t h   N u m b e r < / M o n t h N u m b e r > - 
-                 < D a y N u m b e r > D a y   N u m b e r < / D a y N u m b e r > - 
-                 < H o u r > H o u r < / H o u r > - 
-                 < M i n u t e > M i n u t e < / M i n u t e > - 
-             < / D a t e T i m e V a l u e s > - 
-         < / R e p o r t R e q u e s t > - 
-     < / B C R e p o r t I n f o r m a t i o n > - 
-     < I R S 1 0 9 9 F o r m D o c H e a d e r > - 
-         < C o m p a n y _ A d d r e s s > C o m p a n y _ A d d r e s s < / C o m p a n y _ A d d r e s s > - 
-         < C o m p a n y _ C i t y > C o m p a n y _ C i t y < / C o m p a n y _ C i t y > - 
-         < C o m p a n y _ C o u n t r y > C o m p a n y _ C o u n t r y < / C o m p a n y _ C o u n t r y > - 
-         < C o m p a n y _ C o u n t y > C o m p a n y _ C o u n t y < / C o m p a n y _ C o u n t y > - 
-         < C o m p a n y _ F e d e r a l I D > C o m p a n y _ F e d e r a l I D < / C o m p a n y _ F e d e r a l I D > - 
-         < C o m p a n y _ N a m e > C o m p a n y _ N a m e < / C o m p a n y _ N a m e > - 
-         < C o m p a n y _ P h o n e N o > C o m p a n y _ P h o n e N o < / C o m p a n y _ P h o n e N o > - 
-         < C o m p a n y _ P o s t _ C o d e > C o m p a n y _ P o s t _ C o d e < / C o m p a n y _ P o s t _ C o d e > - 
-         < F o r m _ N o > F o r m _ N o < / F o r m _ N o > - 
-         < I D > I D < / I D > - 
-         < P e r i o d _ N o > P e r i o d _ N o < / P e r i o d _ N o > - 
-         < R e p o r t _ T y p e > R e p o r t _ T y p e < / R e p o r t _ T y p e > - 
-         < R e p o r t _ Y e a r > R e p o r t _ Y e a r < / R e p o r t _ Y e a r > - 
-         < V e n d o r _ N o > V e n d o r _ N o < / V e n d o r _ N o > - 
-         < I R S 1 0 9 9 R e p o r t L i n e > - 
-             < L i n e _ N a m e > L i n e _ N a m e < / L i n e _ N a m e > - 
-             < L i n e _ N o > L i n e _ N o < / L i n e _ N o > - 
-             < L i n e _ V a l u e > L i n e _ V a l u e < / L i n e _ V a l u e > - 
-         < / I R S 1 0 9 9 R e p o r t L i n e > - 
-         < V e n d o r > - 
-             < V e n d o r _ A d d r e s s > V e n d o r _ A d d r e s s < / V e n d o r _ A d d r e s s > - 
-             < V e n d o r _ B a n k A c c o u n t N o > V e n d o r _ B a n k A c c o u n t N o < / V e n d o r _ B a n k A c c o u n t N o > - 
-             < V e n d o r _ C i t y > V e n d o r _ C i t y < / V e n d o r _ C i t y > - 
-             < V e n d o r _ C o u n t r y > V e n d o r _ C o u n t r y < / V e n d o r _ C o u n t r y > - 
-             < V e n d o r _ C o u n t y > V e n d o r _ C o u n t y < / V e n d o r _ C o u n t y > - 
-             < V e n d o r _ F A T C A _ R e q u i r m e n t > V e n d o r _ F A T C A _ R e q u i r m e n t < / V e n d o r _ F A T C A _ R e q u i r m e n t > - 
-             < V e n d o r _ F e d e r a l I D > V e n d o r _ F e d e r a l I D < / V e n d o r _ F e d e r a l I D > - 
-             < V e n d o r _ N a m e > V e n d o r _ N a m e < / V e n d o r _ N a m e > - 
-             < V e n d o r _ P o s t _ C o d e > V e n d o r _ P o s t _ C o d e < / V e n d o r _ P o s t _ C o d e > - 
-         < / V e n d o r > - 
-         < I R S 1 0 9 9 F o r m > - 
-             < F o r m D e s c r i p t i o n > F o r m D e s c r i p t i o n < / F o r m D e s c r i p t i o n > - 
-             < F o r m N a m e > F o r m N a m e < / F o r m N a m e > - 
-         < / I R S 1 0 9 9 F o r m > - 
-         < I R S 1 0 9 9 F o r m I n s t r u c t i o n > - 
-             < I n s t r u c t i o n _ D e s c r i p t i o n > I n s t r u c t i o n _ D e s c r i p t i o n < / I n s t r u c t i o n _ D e s c r i p t i o n > - 
-             < I n s t r u c t i o n _ H e a d e r > I n s t r u c t i o n _ H e a d e r < / I n s t r u c t i o n _ H e a d e r > - 
-         < / I R S 1 0 9 9 F o r m I n s t r u c t i o n > - 
-     < / I R S 1 0 9 9 F o r m D o c H e a d e r > - 
- < / N a v W o r d R e p o r t X m l P a r t > 
+<file path=customXml/item1.xml><?xml version="1.0" encoding="utf-8"?>
+<NavWordReportXmlPart xmlns="urn:microsoft-dynamics-nav/reports/IRS_1099_Print/10032/">
+  <BCReportInformation>
+    <ReportMetadata>
+      <ExtensionId>Extension ID</ExtensionId>
+      <ExtensionName>Extension Name</ExtensionName>
+      <ExtensionPublisher>Extension Publisher</ExtensionPublisher>
+      <ExtensionVersion>Extension Version</ExtensionVersion>
+      <ReportId>Report ID</ReportId>
+      <ReportName>Report Name</ReportName>
+      <AboutThisReportTitle>About This Report Title</AboutThisReportTitle>
+      <AboutThisReportText>About This Report Text</AboutThisReportText>
+      <ReportHelpLink>Report Help Link</ReportHelpLink>
+      <ReportCaption>Report Caption</ReportCaption>
+    </ReportMetadata>
+    <ReportRequest>
+      <TenantEntraId>Tenant Entra Id</TenantEntraId>
+      <EnvironmentName>Environment Name</EnvironmentName>
+      <EnvironmentType>Environment Type</EnvironmentType>
+      <CompanyName>Company Name</CompanyName>
+      <CompanyDisplayName>Company Display Name</CompanyDisplayName>
+      <CompanyId>Company ID</CompanyId>
+      <UserName>User Name</UserName>
+      <DateAndTime>Date and Time</DateAndTime>
+      <Language>Language</Language>
+      <FormatRegion>Format Region</FormatRegion>
+      <DateTimeValues>
+        <Year>Year</Year>
+        <MonthNumber>Month Number</MonthNumber>
+        <DayNumber>Day Number</DayNumber>
+        <Hour>Hour</Hour>
+        <Minute>Minute</Minute>
+      </DateTimeValues>
+    </ReportRequest>
+    <CompanyMetadata>
+      <CompanyName>Company Name</CompanyName>
+      <CompanyDisplayName>Company Display Name</CompanyDisplayName>
+      <CompanyAddressLines>
+        <CompanyAddressLine1>Company Address Line 1</CompanyAddressLine1>
+        <CompanyAddressLine2>Company Address Line 2</CompanyAddressLine2>
+        <CompanyAddressLine3>Company Address Line 3</CompanyAddressLine3>
+        <CompanyAddressLine4>Company Address Line 4</CompanyAddressLine4>
+        <CompanyAddressLine5>Company Address Line 5</CompanyAddressLine5>
+        <CompanyAddressLine6>Company Address Line 6</CompanyAddressLine6>
+        <CompanyAddressLine7>Company Address Line 7</CompanyAddressLine7>
+        <CompanyAddressLine8>Company Address Line 8</CompanyAddressLine8>
+      </CompanyAddressLines>
+      <CompanyPhone>Company Phone</CompanyPhone>
+      <CompanyPhoneCaption>Company Phone Caption</CompanyPhoneCaption>
+      <CompanyFaxNo>Company Fax No.</CompanyFaxNo>
+      <CompanyFaxNoCaption>Company Fax No. Caption</CompanyFaxNoCaption>
+      <CompanyEmail>Company Email</CompanyEmail>
+      <CompanyEmailCaption>Company Email Caption</CompanyEmailCaption>
+      <CompanyHomePage>Company Home Page</CompanyHomePage>
+      <CompanyHomePageCaption>Company Home Page Caption</CompanyHomePageCaption>
+      <CompanyLogo>Company Logo</CompanyLogo>
+      <CompanyVATRegistrationNo>Company VAT Registration No.</CompanyVATRegistrationNo>
+      <CompanyVATRegistrationNoCaption>Company VAT Registration No. Caption</CompanyVATRegistrationNoCaption>
+      <CompanyRegistrationNo>Company Registration No.</CompanyRegistrationNo>
+      <CompanyRegistrationNoCaption>Company Registration No. Caption</CompanyRegistrationNoCaption>
+      <CompanyBankName>Company Bank Name</CompanyBankName>
+      <CompanyBankNameCaption>Company Bank Name Caption</CompanyBankNameCaption>
+      <CompanyBankAccountNo>Company Bank Account No.</CompanyBankAccountNo>
+      <CompanyBankAccountNoCaption>Company Bank Account No. Caption</CompanyBankAccountNoCaption>
+      <CompanyBankBranchNo>Company Bank Branch No.</CompanyBankBranchNo>
+      <CompanyBankBranchNoCaption>Company Bank Branch No. Caption</CompanyBankBranchNoCaption>
+      <CompanyIBAN>Company IBAN</CompanyIBAN>
+      <CompanyIBANCaption>Company IBAN Caption</CompanyIBANCaption>
+      <CompanyBankSWIFT>Company Bank SWIFT</CompanyBankSWIFT>
+      <CompanyBankSWIFTCaption>Company Bank SWIFT Caption</CompanyBankSWIFTCaption>
+      <CompanyGiroNo>Company Giro No.</CompanyGiroNo>
+      <CompanyGiroNoCaption>Company Giro No. Caption</CompanyGiroNoCaption>
+    </CompanyMetadata>
+  </BCReportInformation>
+  <IRS1099FormDocHeader>
+    <Company_Address>Company_Address</Company_Address>
+    <Company_City>Company_City</Company_City>
+    <Company_Country>Company_Country</Company_Country>
+    <Company_County>Company_County</Company_County>
+    <Company_FederalID>Company_FederalID</Company_FederalID>
+    <Company_Name>Company_Name</Company_Name>
+    <Company_PhoneNo>Company_PhoneNo</Company_PhoneNo>
+    <Company_Post_Code>Company_Post_Code</Company_Post_Code>
+    <Form_No>Form_No</Form_No>
+    <ID>ID</ID>
+    <Period_No>Period_No</Period_No>
+    <Report_Type>Report_Type</Report_Type>
+    <Report_Year>Report_Year</Report_Year>
+    <Vendor_No>Vendor_No</Vendor_No>
+    <IRS1099ReportLine>
+      <Line_Name>Line_Name</Line_Name>
+      <Line_No>Line_No</Line_No>
+      <Line_Value>Line_Value</Line_Value>
+    </IRS1099ReportLine>
+    <Vendor>
+      <Vendor_Address>Vendor_Address</Vendor_Address>
+      <Vendor_BankAccountNo>Vendor_BankAccountNo</Vendor_BankAccountNo>
+      <Vendor_City>Vendor_City</Vendor_City>
+      <Vendor_Country>Vendor_Country</Vendor_Country>
+      <Vendor_County>Vendor_County</Vendor_County>
+      <Vendor_FATCA_Requirment>Vendor_FATCA_Requirment</Vendor_FATCA_Requirment>
+      <Vendor_FederalID>Vendor_FederalID</Vendor_FederalID>
+      <Vendor_Name>Vendor_Name</Vendor_Name>
+      <Vendor_Post_Code>Vendor_Post_Code</Vendor_Post_Code>
+    </Vendor>
+    <IRS1099Form>
+      <FormDescription>FormDescription</FormDescription>
+      <FormName>FormName</FormName>
+    </IRS1099Form>
+    <IRS1099FormInstruction>
+      <Instruction_Description>Instruction_Description</Instruction_Description>
+      <Instruction_Header>Instruction_Header</Instruction_Header>
+    </IRS1099FormInstruction>
+  </IRS1099FormDocHeader>
+</NavWordReportXmlPart>
 </file>
 
 <file path=customXml/item2.xml><?xml version="1.0" encoding="utf-8"?>
